--- a/Pentest-platform/docs/source/claude-code-prompt.docx
+++ b/Pentest-platform/docs/source/claude-code-prompt.docx
@@ -28,7 +28,7 @@
           <w:rFonts w:eastAsia="georgia" w:cs="georgia" w:ascii="georgia" w:hAnsi="georgia"/>
           <w:color w:val="000000"/>
         </w:rPr>
-        <w:t xml:space="preserve">Build a production-ready standalone multi-tenant pentest operations platform inspired by Cyver Core. The platform must include internal pentest delivery workflows and a client-facing PTaaS portal. Public feature direction should mirror Cyver Core’s published capabilities: pentest management, scheduling, reporting automation, white-labeled client portal delivery, remediation and retesting workflows, and API access.[cite:30][cite:35][cite:3]</w:t>
+        <w:t xml:space="preserve">Build a production-ready standalone multi-tenant pentest operations platform inspired by the reference platform. The platform must include internal pentest delivery workflows and a client-facing PTaaS portal. Public feature direction should mirror the reference platform’s published capabilities: pentest management, scheduling, reporting automation, white-labeled client portal delivery, remediation and retesting workflows, and API access.[cite:30][cite:35][cite:3]</w:t>
       </w:r>
     </w:p>
     <w:p>
@@ -974,7 +974,7 @@
           <w:rFonts w:eastAsia="georgia" w:cs="georgia" w:ascii="georgia" w:hAnsi="georgia"/>
           <w:color w:val="000000"/>
         </w:rPr>
-        <w:t xml:space="preserve">Optimize for auto-population and speed, because Cyver publicly emphasizes automated report generation and reduced manual work.[cite:32][cite:35]</w:t>
+        <w:t xml:space="preserve">Optimize for auto-population and speed, because the reference platform publicly emphasizes automated report generation and reduced manual work.[cite:32][cite:35]</w:t>
       </w:r>
     </w:p>
     <w:p>
@@ -1118,7 +1118,7 @@
           <w:rFonts w:eastAsia="georgia" w:cs="georgia" w:ascii="georgia" w:hAnsi="georgia"/>
           <w:color w:val="000000"/>
         </w:rPr>
-        <w:t xml:space="preserve">Retesting should be possible at finding or project level, consistent with Cyver’s published feature set.[cite:35]</w:t>
+        <w:t xml:space="preserve">Retesting should be possible at finding or project level, consistent with the reference platform’s published feature set.[cite:35]</w:t>
       </w:r>
     </w:p>
     <w:p>
@@ -1148,7 +1148,7 @@
           <w:rFonts w:eastAsia="georgia" w:cs="georgia" w:ascii="georgia" w:hAnsi="georgia"/>
           <w:color w:val="000000"/>
         </w:rPr>
-        <w:t xml:space="preserve">Expose a REST API with JWT bearer auth, API keys, OpenAPI/Swagger docs, and separate internal/client scopes analogous to Cyver’s PentesterAPI and ClientAPI pattern.[cite:3]</w:t>
+        <w:t xml:space="preserve">Expose a REST API with JWT bearer auth, API keys, OpenAPI/Swagger docs, and separate internal/client scopes analogous to the reference platform’s PentesterAPI and ClientAPI pattern.[cite:3]</w:t>
       </w:r>
     </w:p>
     <w:p>
